--- a/plantillas/inmobiliaria/D0_Carta_Recomendaciones_Urgentes_BJ_v2.docx
+++ b/plantillas/inmobiliaria/D0_Carta_Recomendaciones_Urgentes_BJ_v2.docx
@@ -53,18 +53,7 @@
                 <w:sz w:val="16"/>
                 <w:szCs w:val="16"/>
               </w:rPr>
-              <w:t>CERTUS PL</w:t>
-            </w:r>
-            <w:r>
-              <w:rPr>
-                <w:b/>
-                <w:bCs/>
-                <w:color w:val="C38135"/>
-                <w:spacing w:val="120"/>
-                <w:sz w:val="16"/>
-                <w:szCs w:val="16"/>
-              </w:rPr>
-              <w:t>D                                     D0</w:t>
+              <w:t>CERTUS PLD                                     D0</w:t>
             </w:r>
           </w:p>
           <w:p>
@@ -344,21 +333,7 @@
                 <w:sz w:val="20"/>
                 <w:szCs w:val="20"/>
               </w:rPr>
-              <w:t>Certus PLD</w:t>
-            </w:r>
-            <w:r>
-              <w:rPr>
-                <w:sz w:val="20"/>
-                <w:szCs w:val="20"/>
-              </w:rPr>
-              <w:t xml:space="preserve">| </w:t>
-            </w:r>
-            <w:r>
-              <w:rPr>
-                <w:sz w:val="20"/>
-                <w:szCs w:val="20"/>
-              </w:rPr>
-              <w:t>CERTUS CONSULTORES/ ESPINOSA SALAZAR</w:t>
+              <w:t xml:space="preserve">Certus PLD| CERTUS CONSULTORES/ ESPINOSA SALAZAR</w:t>
             </w:r>
           </w:p>
         </w:tc>
@@ -416,35 +391,7 @@
                 <w:sz w:val="20"/>
                 <w:szCs w:val="20"/>
               </w:rPr>
-              <w:t>contacto@</w:t>
-            </w:r>
-            <w:r>
-              <w:rPr>
-                <w:sz w:val="20"/>
-                <w:szCs w:val="20"/>
-              </w:rPr>
-              <w:t>certusconsultores</w:t>
-            </w:r>
-            <w:r>
-              <w:rPr>
-                <w:sz w:val="20"/>
-                <w:szCs w:val="20"/>
-              </w:rPr>
-              <w:t>.com</w:t>
-            </w:r>
-            <w:r>
-              <w:rPr>
-                <w:sz w:val="20"/>
-                <w:szCs w:val="20"/>
-              </w:rPr>
-              <w:t>.mx</w:t>
-            </w:r>
-            <w:r>
-              <w:rPr>
-                <w:sz w:val="20"/>
-                <w:szCs w:val="20"/>
-              </w:rPr>
-              <w:t xml:space="preserve"> | Tel. 999 163 1363</w:t>
+              <w:t xml:space="preserve">contacto@certusconsultores.com.mx | Tel. 999 163 1363</w:t>
             </w:r>
           </w:p>
         </w:tc>
@@ -584,67 +531,7 @@
         <w:rPr>
           <w:color w:val="000000"/>
         </w:rPr>
-        <w:t xml:space="preserve">Por medio de la presente, y en ejercicio de nuestras funciones como consultores especializados en materia de </w:t>
-      </w:r>
-      <w:r>
-        <w:rPr>
-          <w:color w:val="000000"/>
-        </w:rPr>
-        <w:t>Prevención</w:t>
-      </w:r>
-      <w:r>
-        <w:rPr>
-          <w:color w:val="000000"/>
-        </w:rPr>
-        <w:t xml:space="preserve"> de Lavado de Dinero y Financiamiento al Terrorismo (PLD/FT), nos permitimos comunicar a usted los incumplimientos identificados en el diagnostico preliminar practicado a su empresa respecto de las obligaciones previstas en la Ley Federal para la </w:t>
-      </w:r>
-      <w:r>
-        <w:rPr>
-          <w:color w:val="000000"/>
-        </w:rPr>
-        <w:t>Prevención</w:t>
-      </w:r>
-      <w:r>
-        <w:rPr>
-          <w:color w:val="000000"/>
-        </w:rPr>
-        <w:t xml:space="preserve"> e </w:t>
-      </w:r>
-      <w:r>
-        <w:rPr>
-          <w:color w:val="000000"/>
-        </w:rPr>
-        <w:t>Identificación</w:t>
-      </w:r>
-      <w:r>
-        <w:rPr>
-          <w:color w:val="000000"/>
-        </w:rPr>
-        <w:t xml:space="preserve"> de Operaciones con Recursos de Procedencia </w:t>
-      </w:r>
-      <w:r>
-        <w:rPr>
-          <w:color w:val="000000"/>
-        </w:rPr>
-        <w:t>Ilícita</w:t>
-      </w:r>
-      <w:r>
-        <w:rPr>
-          <w:color w:val="000000"/>
-        </w:rPr>
-        <w:t xml:space="preserve"> (LFPIORPI), conforme a la reforma publicada en el Diario Oficial de la </w:t>
-      </w:r>
-      <w:r>
-        <w:rPr>
-          <w:color w:val="000000"/>
-        </w:rPr>
-        <w:t>Federación</w:t>
-      </w:r>
-      <w:r>
-        <w:rPr>
-          <w:color w:val="000000"/>
-        </w:rPr>
-        <w:t xml:space="preserve"> el 16 de julio de 2025, vigente a partir del 17 de julio de 2025.</w:t>
+        <w:t xml:space="preserve">Por medio de la presente, y en ejercicio de nuestras funciones como consultores especializados en materia de Prevención de Lavado de Dinero y Financiamiento al Terrorismo (PLD/FT), nos permitimos comunicar a usted los incumplimientos identificados en el diagnostico preliminar practicado a su empresa respecto de las obligaciones previstas en la Ley Federal para la Prevención e Identificación de Operaciones con Recursos de Procedencia Ilícita (LFPIORPI), conforme a la reforma publicada en el Diario Oficial de la Federación el 16 de julio de 2025, vigente a partir del 17 de julio de 2025.</w:t>
       </w:r>
     </w:p>
     <w:p/>
@@ -921,25 +808,7 @@
                 <w:szCs w:val="20"/>
                 <w:lang w:val="it-IT"/>
               </w:rPr>
-              <w:t xml:space="preserve">Art. </w:t>
-            </w:r>
-            <w:r>
-              <w:rPr>
-                <w:color w:val="000000"/>
-                <w:sz w:val="20"/>
-                <w:szCs w:val="20"/>
-                <w:lang w:val="it-IT"/>
-              </w:rPr>
-              <w:t xml:space="preserve">17 </w:t>
-            </w:r>
-            <w:r>
-              <w:rPr>
-                <w:color w:val="000000"/>
-                <w:sz w:val="20"/>
-                <w:szCs w:val="20"/>
-                <w:lang w:val="it-IT"/>
-              </w:rPr>
-              <w:t>V, V Bis, XV</w:t>
+              <w:t xml:space="preserve">Art. 18 Fracc. IV Bis</w:t>
             </w:r>
           </w:p>
         </w:tc>
@@ -967,7 +836,7 @@
                 <w:sz w:val="20"/>
                 <w:szCs w:val="20"/>
               </w:rPr>
-              <w:t>&gt;$2,000,000 MXN</w:t>
+              <w:t>Hasta 2,000 UMA ($234,620)</w:t>
             </w:r>
           </w:p>
         </w:tc>
@@ -1055,23 +924,7 @@
                 <w:sz w:val="20"/>
                 <w:szCs w:val="20"/>
               </w:rPr>
-              <w:t xml:space="preserve">Falta de </w:t>
-            </w:r>
-            <w:r>
-              <w:rPr>
-                <w:color w:val="000000"/>
-                <w:sz w:val="20"/>
-                <w:szCs w:val="20"/>
-              </w:rPr>
-              <w:t>designación</w:t>
-            </w:r>
-            <w:r>
-              <w:rPr>
-                <w:color w:val="000000"/>
-                <w:sz w:val="20"/>
-                <w:szCs w:val="20"/>
-              </w:rPr>
-              <w:t xml:space="preserve"> de Representante de Cumplimiento</w:t>
+              <w:t xml:space="preserve">Falta de designación de Representante de Cumplimiento</w:t>
             </w:r>
           </w:p>
         </w:tc>
@@ -1099,7 +952,7 @@
                 <w:sz w:val="20"/>
                 <w:szCs w:val="20"/>
               </w:rPr>
-              <w:t xml:space="preserve">Art. 17 </w:t>
+              <w:t xml:space="preserve">Art. 20 </w:t>
             </w:r>
           </w:p>
         </w:tc>
@@ -1127,7 +980,7 @@
                 <w:sz w:val="20"/>
                 <w:szCs w:val="20"/>
               </w:rPr>
-              <w:t>&gt;$500,000 MXN</w:t>
+              <w:t>Hasta 2,000 UMA ($234,620)</w:t>
             </w:r>
           </w:p>
         </w:tc>
@@ -1243,7 +1096,7 @@
                 <w:sz w:val="20"/>
                 <w:szCs w:val="20"/>
               </w:rPr>
-              <w:t>Art. 18 Fracc. I</w:t>
+              <w:t>Art. 18 Fracc. VIII</w:t>
             </w:r>
           </w:p>
         </w:tc>
@@ -1271,7 +1124,7 @@
                 <w:sz w:val="20"/>
                 <w:szCs w:val="20"/>
               </w:rPr>
-              <w:t>&gt;$1,000,000 MXN</w:t>
+              <w:t>Hasta 2,000 UMA ($234,620)</w:t>
             </w:r>
           </w:p>
         </w:tc>
@@ -1387,7 +1240,7 @@
                 <w:sz w:val="20"/>
                 <w:szCs w:val="20"/>
               </w:rPr>
-              <w:t>Art. 18 Fracc. II</w:t>
+              <w:t>Art. 18 Fracc. I y II</w:t>
             </w:r>
           </w:p>
         </w:tc>
@@ -1415,7 +1268,7 @@
                 <w:sz w:val="20"/>
                 <w:szCs w:val="20"/>
               </w:rPr>
-              <w:t>&gt;$1,000,000 MXN</w:t>
+              <w:t>Hasta 2,000 UMA ($234,620)</w:t>
             </w:r>
           </w:p>
         </w:tc>
@@ -1503,23 +1356,7 @@
                 <w:sz w:val="20"/>
                 <w:szCs w:val="20"/>
               </w:rPr>
-              <w:t xml:space="preserve">Sin </w:t>
-            </w:r>
-            <w:r>
-              <w:rPr>
-                <w:color w:val="000000"/>
-                <w:sz w:val="20"/>
-                <w:szCs w:val="20"/>
-              </w:rPr>
-              <w:t>Metodología</w:t>
-            </w:r>
-            <w:r>
-              <w:rPr>
-                <w:color w:val="000000"/>
-                <w:sz w:val="20"/>
-                <w:szCs w:val="20"/>
-              </w:rPr>
-              <w:t xml:space="preserve"> de Enfoque Basado en Riesgo (EBR)</w:t>
+              <w:t xml:space="preserve">Sin Metodología de Enfoque Basado en Riesgo (EBR)</w:t>
             </w:r>
           </w:p>
         </w:tc>
@@ -1547,7 +1384,7 @@
                 <w:sz w:val="20"/>
                 <w:szCs w:val="20"/>
               </w:rPr>
-              <w:t>Art. 18 Fracc. III</w:t>
+              <w:t>Art. 18 Fracc. VII</w:t>
             </w:r>
           </w:p>
         </w:tc>
@@ -1575,7 +1412,7 @@
                 <w:sz w:val="20"/>
                 <w:szCs w:val="20"/>
               </w:rPr>
-              <w:t>&gt;$500,000 MXN</w:t>
+              <w:t>Hasta 2,000 UMA ($234,620)</w:t>
             </w:r>
           </w:p>
         </w:tc>
@@ -1663,55 +1500,7 @@
                 <w:sz w:val="20"/>
                 <w:szCs w:val="20"/>
               </w:rPr>
-              <w:t xml:space="preserve">Sin </w:t>
-            </w:r>
-            <w:r>
-              <w:rPr>
-                <w:color w:val="000000"/>
-                <w:sz w:val="20"/>
-                <w:szCs w:val="20"/>
-              </w:rPr>
-              <w:t>Política</w:t>
-            </w:r>
-            <w:r>
-              <w:rPr>
-                <w:color w:val="000000"/>
-                <w:sz w:val="20"/>
-                <w:szCs w:val="20"/>
-              </w:rPr>
-              <w:t xml:space="preserve"> de Personas Expuestas </w:t>
-            </w:r>
-            <w:r>
-              <w:rPr>
-                <w:color w:val="000000"/>
-                <w:sz w:val="20"/>
-                <w:szCs w:val="20"/>
-              </w:rPr>
-              <w:t>Políticamente</w:t>
-            </w:r>
-            <w:r>
-              <w:rPr>
-                <w:color w:val="000000"/>
-                <w:sz w:val="20"/>
-                <w:szCs w:val="20"/>
-              </w:rPr>
-              <w:t xml:space="preserve"> (PEP</w:t>
-            </w:r>
-            <w:r>
-              <w:rPr>
-                <w:color w:val="000000"/>
-                <w:sz w:val="20"/>
-                <w:szCs w:val="20"/>
-              </w:rPr>
-              <w:t>’</w:t>
-            </w:r>
-            <w:r>
-              <w:rPr>
-                <w:color w:val="000000"/>
-                <w:sz w:val="20"/>
-                <w:szCs w:val="20"/>
-              </w:rPr>
-              <w:t>s)</w:t>
+              <w:t xml:space="preserve">Sin Política de Personas Expuestas Políticamente (PEP’s)</w:t>
             </w:r>
           </w:p>
         </w:tc>
@@ -1739,7 +1528,7 @@
                 <w:sz w:val="20"/>
                 <w:szCs w:val="20"/>
               </w:rPr>
-              <w:t>Art. 18 Fracc. IV</w:t>
+              <w:t>Art. 18 Fracc. VIII</w:t>
             </w:r>
           </w:p>
         </w:tc>
@@ -1767,7 +1556,7 @@
                 <w:sz w:val="20"/>
                 <w:szCs w:val="20"/>
               </w:rPr>
-              <w:t>&gt;$500,000 MXN</w:t>
+              <w:t>Hasta 2,000 UMA ($234,620)</w:t>
             </w:r>
           </w:p>
         </w:tc>
@@ -1883,7 +1672,7 @@
                 <w:sz w:val="20"/>
                 <w:szCs w:val="20"/>
               </w:rPr>
-              <w:t xml:space="preserve">Art. 24 </w:t>
+              <w:t xml:space="preserve">Art. 18 Fracc. VI</w:t>
             </w:r>
           </w:p>
         </w:tc>
@@ -1911,7 +1700,7 @@
                 <w:sz w:val="20"/>
                 <w:szCs w:val="20"/>
               </w:rPr>
-              <w:t>&gt;$1,000,000 MXN/mes</w:t>
+              <w:t>10,000 a 65,000 UMA (desde $1,173,100)</w:t>
             </w:r>
           </w:p>
         </w:tc>
@@ -1999,23 +1788,7 @@
                 <w:sz w:val="20"/>
                 <w:szCs w:val="20"/>
               </w:rPr>
-              <w:t xml:space="preserve">Sin programa anual de </w:t>
-            </w:r>
-            <w:r>
-              <w:rPr>
-                <w:color w:val="000000"/>
-                <w:sz w:val="20"/>
-                <w:szCs w:val="20"/>
-              </w:rPr>
-              <w:t>capacitación</w:t>
-            </w:r>
-            <w:r>
-              <w:rPr>
-                <w:color w:val="000000"/>
-                <w:sz w:val="20"/>
-                <w:szCs w:val="20"/>
-              </w:rPr>
-              <w:t xml:space="preserve"> PLD</w:t>
+              <w:t xml:space="preserve">Sin programa anual de capacitación PLD</w:t>
             </w:r>
           </w:p>
         </w:tc>
@@ -2043,7 +1816,7 @@
                 <w:sz w:val="20"/>
                 <w:szCs w:val="20"/>
               </w:rPr>
-              <w:t xml:space="preserve">Art. 22 </w:t>
+              <w:t xml:space="preserve">Art. 18 Fracc. IX</w:t>
             </w:r>
           </w:p>
         </w:tc>
@@ -2071,7 +1844,7 @@
                 <w:sz w:val="20"/>
                 <w:szCs w:val="20"/>
               </w:rPr>
-              <w:t>&gt;$250,000 MXN</w:t>
+              <w:t>Hasta 2,000 UMA ($234,620)</w:t>
             </w:r>
           </w:p>
         </w:tc>
@@ -2160,23 +1933,7 @@
                 <w:sz w:val="20"/>
                 <w:szCs w:val="20"/>
               </w:rPr>
-              <w:t xml:space="preserve">Sin </w:t>
-            </w:r>
-            <w:r>
-              <w:rPr>
-                <w:color w:val="000000"/>
-                <w:sz w:val="20"/>
-                <w:szCs w:val="20"/>
-              </w:rPr>
-              <w:t>política</w:t>
-            </w:r>
-            <w:r>
-              <w:rPr>
-                <w:color w:val="000000"/>
-                <w:sz w:val="20"/>
-                <w:szCs w:val="20"/>
-              </w:rPr>
-              <w:t xml:space="preserve"> de resguardo documental a 10 anos</w:t>
+              <w:t xml:space="preserve">Sin política de resguardo documental a 10 anos</w:t>
             </w:r>
           </w:p>
         </w:tc>
@@ -2204,7 +1961,7 @@
                 <w:sz w:val="20"/>
                 <w:szCs w:val="20"/>
               </w:rPr>
-              <w:t xml:space="preserve">Art. 19 </w:t>
+              <w:t xml:space="preserve">Art. 18 Fracc. IV</w:t>
             </w:r>
           </w:p>
         </w:tc>
@@ -2232,7 +1989,7 @@
                 <w:sz w:val="20"/>
                 <w:szCs w:val="20"/>
               </w:rPr>
-              <w:t>&gt;$250,000 MXN</w:t>
+              <w:t>Hasta 2,000 UMA ($234,620)</w:t>
             </w:r>
           </w:p>
         </w:tc>
@@ -2320,23 +2077,7 @@
                 <w:sz w:val="20"/>
                 <w:szCs w:val="20"/>
               </w:rPr>
-              <w:t xml:space="preserve">Sin </w:t>
-            </w:r>
-            <w:r>
-              <w:rPr>
-                <w:color w:val="000000"/>
-                <w:sz w:val="20"/>
-                <w:szCs w:val="20"/>
-              </w:rPr>
-              <w:t>auditoría</w:t>
-            </w:r>
-            <w:r>
-              <w:rPr>
-                <w:color w:val="000000"/>
-                <w:sz w:val="20"/>
-                <w:szCs w:val="20"/>
-              </w:rPr>
-              <w:t xml:space="preserve"> interna del programa PLD</w:t>
+              <w:t xml:space="preserve">Sin auditoría interna del programa PLD</w:t>
             </w:r>
           </w:p>
         </w:tc>
@@ -2364,7 +2105,7 @@
                 <w:sz w:val="20"/>
                 <w:szCs w:val="20"/>
               </w:rPr>
-              <w:t xml:space="preserve">Art. 23 </w:t>
+              <w:t xml:space="preserve">Art. 18 Fracc. XI</w:t>
             </w:r>
           </w:p>
         </w:tc>
@@ -2392,7 +2133,7 @@
                 <w:sz w:val="20"/>
                 <w:szCs w:val="20"/>
               </w:rPr>
-              <w:t>&gt;$250,000 MXN</w:t>
+              <w:t>Hasta 2,000 UMA ($234,620)</w:t>
             </w:r>
           </w:p>
         </w:tc>
@@ -2444,31 +2185,7 @@
         <w:rPr>
           <w:color w:val="000000"/>
         </w:rPr>
-        <w:t xml:space="preserve">Su empresa se ubica en los supuestos de </w:t>
-      </w:r>
-      <w:r>
-        <w:rPr>
-          <w:color w:val="000000"/>
-        </w:rPr>
-        <w:t>sujeción</w:t>
-      </w:r>
-      <w:r>
-        <w:rPr>
-          <w:color w:val="000000"/>
-        </w:rPr>
-        <w:t xml:space="preserve"> de la LFPIORPI en las siguientes fracciones del </w:t>
-      </w:r>
-      <w:r>
-        <w:rPr>
-          <w:color w:val="000000"/>
-        </w:rPr>
-        <w:t>artículo</w:t>
-      </w:r>
-      <w:r>
-        <w:rPr>
-          <w:color w:val="000000"/>
-        </w:rPr>
-        <w:t xml:space="preserve"> 17:</w:t>
+        <w:t xml:space="preserve">Su empresa se ubica en los supuestos de sujeción de la LFPIORPI en las siguientes fracciones del artículo 17:</w:t>
       </w:r>
     </w:p>
     <w:p>
@@ -2507,7 +2224,7 @@
         <w:spacing w:after="70"/>
       </w:pPr>
       <w:r>
-        <w:t>Fracción XV: Arrendamiento de bienes inmuebles con renta mensual &gt;= 1,605 UMA ($188,283 MXN)</w:t>
+        <w:t>Fracción XV: Arrendamiento de bienes inmuebles con renta mensual superior a 1,605 UMA ($188,283 MXN)</w:t>
       </w:r>
     </w:p>
     <w:p/>
@@ -2516,19 +2233,7 @@
         <w:pStyle w:val="Ttulo1"/>
       </w:pPr>
       <w:r>
-        <w:t xml:space="preserve">IV. </w:t>
-      </w:r>
-      <w:r>
-        <w:t>actuación</w:t>
-      </w:r>
-      <w:r>
-        <w:t xml:space="preserve"> espont</w:t>
-      </w:r>
-      <w:r>
-        <w:t>á</w:t>
-      </w:r>
-      <w:r>
-        <w:t>nea - ventana de oportunidad</w:t>
+        <w:t xml:space="preserve">IV. actuación espontánea - ventana de oportunidad</w:t>
       </w:r>
     </w:p>
     <w:tbl>
@@ -2576,55 +2281,7 @@
                 <w:bCs/>
                 <w:color w:val="A36E2B"/>
               </w:rPr>
-              <w:t xml:space="preserve">IMPORTANTE: La </w:t>
-            </w:r>
-            <w:r>
-              <w:rPr>
-                <w:b/>
-                <w:bCs/>
-                <w:color w:val="A36E2B"/>
-              </w:rPr>
-              <w:t>actuación</w:t>
-            </w:r>
-            <w:r>
-              <w:rPr>
-                <w:b/>
-                <w:bCs/>
-                <w:color w:val="A36E2B"/>
-              </w:rPr>
-              <w:t xml:space="preserve"> espont</w:t>
-            </w:r>
-            <w:r>
-              <w:rPr>
-                <w:b/>
-                <w:bCs/>
-                <w:color w:val="A36E2B"/>
-              </w:rPr>
-              <w:t>á</w:t>
-            </w:r>
-            <w:r>
-              <w:rPr>
-                <w:b/>
-                <w:bCs/>
-                <w:color w:val="A36E2B"/>
-              </w:rPr>
-              <w:t xml:space="preserve">nea permite reducir multas hasta un 50% si su empresa inicia el proceso de cumplimiento ANTES de una visita de </w:t>
-            </w:r>
-            <w:r>
-              <w:rPr>
-                <w:b/>
-                <w:bCs/>
-                <w:color w:val="A36E2B"/>
-              </w:rPr>
-              <w:t>verificación</w:t>
-            </w:r>
-            <w:r>
-              <w:rPr>
-                <w:b/>
-                <w:bCs/>
-                <w:color w:val="A36E2B"/>
-              </w:rPr>
-              <w:t xml:space="preserve"> del SAT. Las multas acumuladas identificadas superan los $6,000,000 MXN.</w:t>
+              <w:t xml:space="preserve">IMPORTANTE: Conforme al Art. 55 de la Ley, si su empresa cumple de manera espontánea y ANTES del inicio de las facultades de verificación de la Secretaría, y reconoce expresamente la falta, la autoridad se abstiene de sancionar, por única ocasión, el total de las infracciones; si el beneficio ya se ejerció, reduce hasta un 50% las multas. Las multas de los Arts. 53 y 54 van de 200 a 2,000 UMA por incumplir las obligaciones del Art. 18, y de 10,000 a 65,000 UMA (o 10% a 100% del valor del acto) por omitir Avisos.</w:t>
             </w:r>
           </w:p>
         </w:tc>
@@ -2636,10 +2293,7 @@
         <w:pStyle w:val="Ttulo1"/>
       </w:pPr>
       <w:r>
-        <w:t xml:space="preserve">V. </w:t>
-      </w:r>
-      <w:r>
-        <w:t>Recomendación</w:t>
+        <w:t xml:space="preserve">V. Recomendación</w:t>
       </w:r>
     </w:p>
     <w:p>
@@ -2651,43 +2305,7 @@
         <w:rPr>
           <w:color w:val="000000"/>
         </w:rPr>
-        <w:t xml:space="preserve">Se recomienda iniciar de manera urgente el proceso de </w:t>
-      </w:r>
-      <w:r>
-        <w:rPr>
-          <w:color w:val="000000"/>
-        </w:rPr>
-        <w:t>implementación</w:t>
-      </w:r>
-      <w:r>
-        <w:rPr>
-          <w:color w:val="000000"/>
-        </w:rPr>
-        <w:t xml:space="preserve"> del Programa Certus PLD, desarrollado por Espinosa-Salazar Abogados Corporativos </w:t>
-      </w:r>
-      <w:r>
-        <w:rPr>
-          <w:color w:val="000000"/>
-        </w:rPr>
-        <w:t>específicamente</w:t>
-      </w:r>
-      <w:r>
-        <w:rPr>
-          <w:color w:val="000000"/>
-        </w:rPr>
-        <w:t xml:space="preserve"> para empresas inmobiliarias mixtas. El programa contempla 17 entregables en 90 </w:t>
-      </w:r>
-      <w:r>
-        <w:rPr>
-          <w:color w:val="000000"/>
-        </w:rPr>
-        <w:t>días</w:t>
-      </w:r>
-      <w:r>
-        <w:rPr>
-          <w:color w:val="000000"/>
-        </w:rPr>
-        <w:t xml:space="preserve"> que cubren la totalidad de las obligaciones bajo la LFPIORPI.</w:t>
+        <w:t xml:space="preserve">Se recomienda iniciar de manera urgente el proceso de implementación del Programa Certus PLD, desarrollado por Espinosa-Salazar Abogados Corporativos específicamente para empresas inmobiliarias mixtas. El programa contempla 17 entregables en 90 días que cubren la totalidad de las obligaciones bajo la LFPIORPI.</w:t>
       </w:r>
     </w:p>
     <w:p/>
@@ -2904,25 +2522,7 @@
                 <w:sz w:val="20"/>
                 <w:szCs w:val="20"/>
               </w:rPr>
-              <w:t xml:space="preserve">Fecha de </w:t>
-            </w:r>
-            <w:r>
-              <w:rPr>
-                <w:b/>
-                <w:bCs/>
-                <w:sz w:val="20"/>
-                <w:szCs w:val="20"/>
-              </w:rPr>
-              <w:t>recepción</w:t>
-            </w:r>
-            <w:r>
-              <w:rPr>
-                <w:b/>
-                <w:bCs/>
-                <w:sz w:val="20"/>
-                <w:szCs w:val="20"/>
-              </w:rPr>
-              <w:t>:</w:t>
+              <w:t xml:space="preserve">Fecha de recepción:</w:t>
             </w:r>
           </w:p>
         </w:tc>
